--- a/informes-growth/natera-2026-10-14/Natera - growth - 2026-10-14.docx
+++ b/informes-growth/natera-2026-10-14/Natera - growth - 2026-10-14.docx
@@ -67,7 +67,7 @@
         <w:t xml:space="preserve">hoy no entra</w:t>
       </w:r>
       <w:r>
-        <w:t xml:space="preserve">: el bolsillo growth está lleno (~20 %) y la liquidez es de ≈27 EUR. No sustituye a ninguna y queda como</w:t>
+        <w:t xml:space="preserve">: el bolsillo growth está lleno (~20 %) y la liquidez libre es casi nula. No sustituye a ninguna y queda como</w:t>
       </w:r>
       <w:r>
         <w:t xml:space="preserve"> </w:t>
@@ -4797,7 +4797,7 @@
           <w:bCs/>
           <w:b/>
         </w:rPr>
-        <w:t xml:space="preserve">liquidez de ≈27 EUR</w:t>
+        <w:t xml:space="preserve">liquidez libre casi nula</w:t>
       </w:r>
       <w:r>
         <w:t xml:space="preserve">. Solo cabe sustituir.</w:t>
@@ -5344,7 +5344,7 @@
         <w:pStyle w:val="BodyText"/>
       </w:pPr>
       <w:r>
-        <w:t xml:space="preserve">Además, el precio tendría que seguir por debajo de la subida de +150 % que activa el veto (~435 USD). Entonces entraría con un 3,5 % (~1.000 EUR, unas 3 acciones) en dos tramos, con un</w:t>
+        <w:t xml:space="preserve">Además, el precio tendría que seguir por debajo de la subida de +150 % que activa el veto (~435 USD). Entonces entraría con un 3,5 %, unas 3 acciones) en dos tramos, con un</w:t>
       </w:r>
       <w:r>
         <w:t xml:space="preserve"> </w:t>

--- a/informes-growth/natera-2026-10-14/Natera - growth - 2026-10-14.docx
+++ b/informes-growth/natera-2026-10-14/Natera - growth - 2026-10-14.docx
@@ -20,19 +20,31 @@
           <w:bCs/>
           <w:b/>
         </w:rPr>
-        <w:t xml:space="preserve">Señal (método v7, vigente): Comprar (convicción baja)</w:t>
-      </w:r>
-      <w:r>
-        <w:t xml:space="preserve"> </w:t>
-      </w:r>
-      <w:r>
-        <w:t xml:space="preserve">· Puntuación 74,7/100 · Señales de cambio de tendencia 6/8 · EV/beneficio bruto 27,3x</w:t>
-      </w:r>
-      <w:r>
-        <w:t xml:space="preserve"> </w:t>
-      </w:r>
-      <w:r>
-        <w:t xml:space="preserve">Precio 395,66 USD (cierre del 13-oct; 400,32 USD intradía el 14-oct a las 16:40 UTC) · Objetivo 12 m 498,1 USD (ponderada +25,9 %, base +29,3 %, bajista −41,2 %, alcista +86,1 %) · Compra hasta 474,4 USD</w:t>
+        <w:t xml:space="preserve">Señal (método vigente v11): Comprar (convicción baja)</w:t>
+      </w:r>
+      <w:r>
+        <w:t xml:space="preserve"> </w:t>
+      </w:r>
+      <w:r>
+        <w:t xml:space="preserve">· Puntuación 74,7/100 · Señales de cambio de tendencia 6/8 · EV/ventas NTM 17,8 veces</w:t>
+      </w:r>
+      <w:r>
+        <w:t xml:space="preserve"> </w:t>
+      </w:r>
+      <w:r>
+        <w:t xml:space="preserve">Precio 395,66 USD (fecha del informe) · Objetivo 12 m 427,9 USD · Ponderada +8,1 % · Base +9,2 % · Bajista −42,4 % · Alcista +56,6 % · Compra hasta 407,5 USD</w:t>
+      </w:r>
+      <w:r>
+        <w:t xml:space="preserve"> </w:t>
+      </w:r>
+      <w:r>
+        <w:t xml:space="preserve">Peso orientativo: 3.5 % de la cartera · Por qué: cumple todos los requisitos de compra</w:t>
+      </w:r>
+      <w:r>
+        <w:t xml:space="preserve"> </w:t>
+      </w:r>
+      <w:r>
+        <w:t xml:space="preserve">Cabecera rehecha con la v11 el 15-oct (auditoría de homogeneidad). Antes decía (método v7): Comprar (convicción baja). El texto de abajo puede citar cifras de esa versión anterior; mandan las de esta cabecera.</w:t>
       </w:r>
       <w:r>
         <w:t xml:space="preserve"> </w:t>
@@ -49,78 +61,6 @@
       </w:r>
       <w:r>
         <w:t xml:space="preserve">· Objetivo 482,0 USD (ponderada +21,8 %, base +25,1 %, bajista −42,3 %, alcista +79,2 %) · Compra hasta 459,1 USD</w:t>
-      </w:r>
-      <w:r>
-        <w:t xml:space="preserve"> </w:t>
-      </w:r>
-      <w:r>
-        <w:t xml:space="preserve">Peso orientativo: 3,5 % por la regla, pero</w:t>
-      </w:r>
-      <w:r>
-        <w:t xml:space="preserve"> </w:t>
-      </w:r>
-      <w:r>
-        <w:rPr>
-          <w:bCs/>
-          <w:b/>
-        </w:rPr>
-        <w:t xml:space="preserve">hoy no entra</w:t>
-      </w:r>
-      <w:r>
-        <w:t xml:space="preserve">: el bolsillo growth está lleno (~20 %) y la liquidez libre es casi nula. No sustituye a ninguna y queda como</w:t>
-      </w:r>
-      <w:r>
-        <w:t xml:space="preserve"> </w:t>
-      </w:r>
-      <w:r>
-        <w:rPr>
-          <w:bCs/>
-          <w:b/>
-        </w:rPr>
-        <w:t xml:space="preserve">suplente growth n.º 3</w:t>
-      </w:r>
-      <w:r>
-        <w:t xml:space="preserve">, detrás de Samsara y Datadog (sección 13) · Por qué: cumple todos los requisitos de compra</w:t>
-      </w:r>
-    </w:p>
-    <w:p>
-      <w:pPr>
-        <w:pStyle w:val="BlockText"/>
-      </w:pPr>
-      <w:r>
-        <w:rPr>
-          <w:bCs/>
-          <w:b/>
-        </w:rPr>
-        <w:t xml:space="preserve">Calculado con el método v7</w:t>
-      </w:r>
-      <w:r>
-        <w:t xml:space="preserve"> </w:t>
-      </w:r>
-      <w:r>
-        <w:t xml:space="preserve">(</w:t>
-      </w:r>
-      <w:r>
-        <w:rPr>
-          <w:rStyle w:val="VerbatimChar"/>
-        </w:rPr>
-        <w:t xml:space="preserve">verticales/growth/metodo.md</w:t>
-      </w:r>
-      <w:r>
-        <w:t xml:space="preserve">)</w:t>
-      </w:r>
-      <w:r>
-        <w:t xml:space="preserve"> </w:t>
-      </w:r>
-      <w:r>
-        <w:rPr>
-          <w:bCs/>
-          <w:b/>
-        </w:rPr>
-        <w:t xml:space="preserve">por EV/ventas de los 12 meses siguientes</w:t>
-      </w:r>
-      <w:r>
-        <w:t xml:space="preserve">, porque Natera todavía pierde dinero en GAAP y su FCF es solo del 3 %. Las ventas del año objetivo salen de la regla mecánica: 5.039 M USD en el base, partiendo de un crecimiento del 39,4 %. Los múltiplos son 9,8x / 16,3x / 21,2x, el de hoy (17,8x) rebajado un 8 % por la desaceleración.</w:t>
       </w:r>
     </w:p>
     <w:p>
